--- a/블로그글작성/판례/물환경_대법원_시리즈/판례_대법원2003두3246_전처리시설과종말처리장이한몸이면별도기준을고시할수없습니다.docx
+++ b/블로그글작성/판례/물환경_대법원_시리즈/판례_대법원2003두3246_전처리시설과종말처리장이한몸이면별도기준을고시할수없습니다.docx
@@ -599,6 +599,13 @@
           <w:rFonts w:ascii="맑은 고딕" w:hAnsi="맑은 고딕" w:eastAsia="맑은 고딕" w:cs="맑은 고딕"/>
           <w:color w:val="000000"/>
         </w:rPr>
+        <w:br/>
+      </w:r>
+      <w:r>
+        <w:rPr>
+          <w:rFonts w:ascii="맑은 고딕" w:hAnsi="맑은 고딕" w:eastAsia="맑은 고딕" w:cs="맑은 고딕"/>
+          <w:color w:val="000000"/>
+        </w:rPr>
         <w:t>② 원고는 공동방지시설의 설치 및 관리운영비 전액을 부담하는 외에도 종말처리장의 설치비 1/2과 관리운영비 전액을 각 부담하였다.</w:t>
       </w:r>
       <w:r>
@@ -613,6 +620,13 @@
           <w:rFonts w:ascii="맑은 고딕" w:hAnsi="맑은 고딕" w:eastAsia="맑은 고딕" w:cs="맑은 고딕"/>
           <w:color w:val="000000"/>
         </w:rPr>
+        <w:br/>
+      </w:r>
+      <w:r>
+        <w:rPr>
+          <w:rFonts w:ascii="맑은 고딕" w:hAnsi="맑은 고딕" w:eastAsia="맑은 고딕" w:cs="맑은 고딕"/>
+          <w:color w:val="000000"/>
+        </w:rPr>
         <w:t>③ 농공단지의 개별 사업장에서 배출된 폐수는 전량이 공동방지시설로 유입되어 물리·화학적 방식으로 처리된 후 약 20m 길이의 배수관거를 통하여 같은 부지 내 종말처리장으로 유입되어 생물학적 방식으로 처리된 뒤 방류되었고, 다른 경로로 유입되는 폐수는 없었다.</w:t>
       </w:r>
       <w:r>
@@ -627,7 +641,21 @@
           <w:rFonts w:ascii="맑은 고딕" w:hAnsi="맑은 고딕" w:eastAsia="맑은 고딕" w:cs="맑은 고딕"/>
           <w:color w:val="000000"/>
         </w:rPr>
+        <w:br/>
+      </w:r>
+      <w:r>
+        <w:rPr>
+          <w:rFonts w:ascii="맑은 고딕" w:hAnsi="맑은 고딕" w:eastAsia="맑은 고딕" w:cs="맑은 고딕"/>
+          <w:color w:val="000000"/>
+        </w:rPr>
         <w:t>④ 환경부장관은 공동방지시설이 시행규칙 [별표 5] 비고 규정에 따라 별도로 배출허용기준을 정할 수 있는 경우라고 보아, 생물학적 산소요구량 927㎎/ℓ 등으로 하는 별도 배출허용기준을 고시하였다.</w:t>
+      </w:r>
+      <w:r>
+        <w:rPr>
+          <w:rFonts w:ascii="맑은 고딕" w:hAnsi="맑은 고딕" w:eastAsia="맑은 고딕" w:cs="맑은 고딕"/>
+          <w:color w:val="000000"/>
+        </w:rPr>
+        <w:br/>
       </w:r>
       <w:r>
         <w:rPr>
@@ -680,6 +708,7 @@
         <w:rPr>
           <w:rFonts w:ascii="맑은 고딕" w:hAnsi="맑은 고딕" w:eastAsia="맑은 고딕" w:cs="맑은 고딕"/>
           <w:color w:val="000000"/>
+          <w:u w:val="single"/>
         </w:rPr>
         <w:t>이 사건의 쟁점은, 폐수종말처리시설 안에 위치한 폐수배출시설에 별도의 배출허용기준을 적용하도록 한 시행규칙 [별표] 비고 규정이 무효인지 여부와, 농공단지 폐수종말처리장과 그 전단계 전처리 공동방지시설에 대하여 별도의 배출허용기준을 고시할 수 있는지 여부이다.</w:t>
       </w:r>
@@ -719,7 +748,9 @@
       <w:r>
         <w:rPr>
           <w:rFonts w:ascii="맑은 고딕" w:hAnsi="맑은 고딕" w:eastAsia="맑은 고딕" w:cs="맑은 고딕"/>
-          <w:color w:val="000000"/>
+          <w:b/>
+          <w:color w:val="000000"/>
+          <w:u w:val="single"/>
         </w:rPr>
         <w:t>① 원심의 판단 원심은 공동방지시설과 종말처리장은 설치·운영의 주체, 시설 목적과 규모, 처리효율 등이 서로 다른 별개의 시설이라는 전제에서, 환경부장관이 별도로 정한 이 사건 고시가 유효하다고 보아 초과배출부과금 부과처분이 적법하다고 판단하였다.</w:t>
       </w:r>
@@ -735,6 +766,13 @@
           <w:rFonts w:ascii="맑은 고딕" w:hAnsi="맑은 고딕" w:eastAsia="맑은 고딕" w:cs="맑은 고딕"/>
           <w:color w:val="000000"/>
         </w:rPr>
+        <w:br/>
+      </w:r>
+      <w:r>
+        <w:rPr>
+          <w:rFonts w:ascii="맑은 고딕" w:hAnsi="맑은 고딕" w:eastAsia="맑은 고딕" w:cs="맑은 고딕"/>
+          <w:color w:val="000000"/>
+        </w:rPr>
         <w:t>② 대법원의 판단 시행규칙 비고 규정이 유효하다고 본 부분은 정당하나, 이 사건 고시가 유효하다고 본 부분은 수긍하기 어렵다.</w:t>
       </w:r>
       <w:r>
@@ -749,6 +787,15 @@
           <w:rFonts w:ascii="맑은 고딕" w:hAnsi="맑은 고딕" w:eastAsia="맑은 고딕" w:cs="맑은 고딕"/>
           <w:color w:val="000000"/>
         </w:rPr>
+        <w:br/>
+      </w:r>
+      <w:r>
+        <w:rPr>
+          <w:rFonts w:ascii="맑은 고딕" w:hAnsi="맑은 고딕" w:eastAsia="맑은 고딕" w:cs="맑은 고딕"/>
+          <w:b/>
+          <w:color w:val="000000"/>
+          <w:u w:val="single"/>
+        </w:rPr>
         <w:t>③ 관계 법령의 규정 등을 종합하면, 초과배출부과금은 폐수배출시설이 수질오염물질을 공공수역에 직접 배출하는 경우뿐 아니라 폐수종말처리시설 등을 통하여 공공수역에 배출하는 경우에도 부과할 수 있다.</w:t>
       </w:r>
       <w:r>
@@ -763,6 +810,15 @@
           <w:rFonts w:ascii="맑은 고딕" w:hAnsi="맑은 고딕" w:eastAsia="맑은 고딕" w:cs="맑은 고딕"/>
           <w:color w:val="000000"/>
         </w:rPr>
+        <w:br/>
+      </w:r>
+      <w:r>
+        <w:rPr>
+          <w:rFonts w:ascii="맑은 고딕" w:hAnsi="맑은 고딕" w:eastAsia="맑은 고딕" w:cs="맑은 고딕"/>
+          <w:b/>
+          <w:color w:val="000000"/>
+          <w:u w:val="single"/>
+        </w:rPr>
         <w:t>④ 그러므로 종말처리시설의 배수구역 안에 위치한 폐수배출시설에 대하여, 종말처리시설 설치사업시행자의 요청에 의하여 그 설계기준 농도 이내에서 환경부장관이 별도로 정한 배출허용기준을 적용하도록 한 시행규칙 [별표 5] 비고의 규정이 상위법령의 위임 취지나 범위를 벗어난 무효의 규정이라고 할 수 없다.</w:t>
       </w:r>
       <w:r>
@@ -777,6 +833,15 @@
           <w:rFonts w:ascii="맑은 고딕" w:hAnsi="맑은 고딕" w:eastAsia="맑은 고딕" w:cs="맑은 고딕"/>
           <w:color w:val="000000"/>
         </w:rPr>
+        <w:br/>
+      </w:r>
+      <w:r>
+        <w:rPr>
+          <w:rFonts w:ascii="맑은 고딕" w:hAnsi="맑은 고딕" w:eastAsia="맑은 고딕" w:cs="맑은 고딕"/>
+          <w:b/>
+          <w:color w:val="000000"/>
+          <w:u w:val="single"/>
+        </w:rPr>
         <w:t>⑤ 한편 시료 채취의 절차·방법 등에 관하여, 환경오염물질배출사업장 지도·점검에 관한 규정이나 수질오염공정시험방법은 행정기관 내부의 사무처리준칙에 불과하므로 그 절차를 따르지 아니하였다고 하여 처분이 위법하다고 볼 수 없다.</w:t>
       </w:r>
       <w:r>
@@ -791,6 +856,15 @@
           <w:rFonts w:ascii="맑은 고딕" w:hAnsi="맑은 고딕" w:eastAsia="맑은 고딕" w:cs="맑은 고딕"/>
           <w:color w:val="000000"/>
         </w:rPr>
+        <w:br/>
+      </w:r>
+      <w:r>
+        <w:rPr>
+          <w:rFonts w:ascii="맑은 고딕" w:hAnsi="맑은 고딕" w:eastAsia="맑은 고딕" w:cs="맑은 고딕"/>
+          <w:b/>
+          <w:color w:val="000000"/>
+          <w:u w:val="single"/>
+        </w:rPr>
         <w:t>⑥ 그러나 이 사건 공동방지시설과 종말처리장은 설치 및 운영의 비용부담, 위치와 설계·구조상 밀접성 및 상호 보완관계 등에 비추어 볼 때 유기적 일체성을 가진 하나의 시설로 봄이 상당하다.</w:t>
       </w:r>
       <w:r>
@@ -805,6 +879,15 @@
           <w:rFonts w:ascii="맑은 고딕" w:hAnsi="맑은 고딕" w:eastAsia="맑은 고딕" w:cs="맑은 고딕"/>
           <w:color w:val="000000"/>
         </w:rPr>
+        <w:br/>
+      </w:r>
+      <w:r>
+        <w:rPr>
+          <w:rFonts w:ascii="맑은 고딕" w:hAnsi="맑은 고딕" w:eastAsia="맑은 고딕" w:cs="맑은 고딕"/>
+          <w:b/>
+          <w:color w:val="000000"/>
+          <w:u w:val="single"/>
+        </w:rPr>
         <w:t>⑦ 그렇다면 법령에 의한 종말처리장의 방류수 수질기준과는 별도로 시행규칙 [별표 5] 비고가 규정한 바에 의하여 별도의 배출허용기준을 고시할 수 있는 경우에 해당하지 않는다.</w:t>
       </w:r>
       <w:r>
@@ -818,6 +901,15 @@
         <w:rPr>
           <w:rFonts w:ascii="맑은 고딕" w:hAnsi="맑은 고딕" w:eastAsia="맑은 고딕" w:cs="맑은 고딕"/>
           <w:color w:val="000000"/>
+        </w:rPr>
+        <w:br/>
+      </w:r>
+      <w:r>
+        <w:rPr>
+          <w:rFonts w:ascii="맑은 고딕" w:hAnsi="맑은 고딕" w:eastAsia="맑은 고딕" w:cs="맑은 고딕"/>
+          <w:b/>
+          <w:color w:val="000000"/>
+          <w:u w:val="single"/>
         </w:rPr>
         <w:t>⑧ 그럼에도 원심이 두 시설을 별개의 시설이라는 전제에서 이 사건 고시가 유효하다고 보아 부과처분이 적법하다고 판단한 데에는 처리시설의 성격에 관한 사실오인과 고시의 효력에 관한 법리오해의 위법이 있다.</w:t>
       </w:r>
@@ -857,7 +949,9 @@
       <w:r>
         <w:rPr>
           <w:rFonts w:ascii="맑은 고딕" w:hAnsi="맑은 고딕" w:eastAsia="맑은 고딕" w:cs="맑은 고딕"/>
-          <w:color w:val="000000"/>
+          <w:b/>
+          <w:color w:val="000000"/>
+          <w:u w:val="single"/>
         </w:rPr>
         <w:t>① 구 수질환경보전법 관계 규정 등을 종합하면, 초과배출부과금은 폐수배출시설이 수질오염물질을 공공수역에 직접 배출하는 경우뿐 아니라 폐수종말처리시설 등을 통하여 공공수역에 배출하는 경우에도 부과할 수 있으므로, 종말처리시설의 배수구역 안에 위치한 폐수배출시설에 대하여 종말처리시설 설치사업시행자의 요청에 의하여 폐수종말처리시설의 설계기준 농도 이내에서 환경부장관이 별도로 정한 배출허용기준을 적용하도록 한 시행규칙 [별표 5] 비고의 규정이 상위법령의 위임의 취지나 범위를 벗어난 무효의 규정이라고 할 수 없다.</w:t>
       </w:r>
@@ -872,6 +966,15 @@
         <w:rPr>
           <w:rFonts w:ascii="맑은 고딕" w:hAnsi="맑은 고딕" w:eastAsia="맑은 고딕" w:cs="맑은 고딕"/>
           <w:color w:val="000000"/>
+        </w:rPr>
+        <w:br/>
+      </w:r>
+      <w:r>
+        <w:rPr>
+          <w:rFonts w:ascii="맑은 고딕" w:hAnsi="맑은 고딕" w:eastAsia="맑은 고딕" w:cs="맑은 고딕"/>
+          <w:b/>
+          <w:color w:val="000000"/>
+          <w:u w:val="single"/>
         </w:rPr>
         <w:t>② 농공단지 폐수종말처리장과 그 전단계 오염물질 방지시설로 전처리 공동방지시설을 설치한 경우, 양 시설의 설치 및 운영의 비용부담, 위치와 설계·구조상 밀접성 및 상호 보완관계 등에 비추어 유기적 일체성을 가진 하나의 시설로 봄이 상당하므로 법령에 의한 종말처리장의 방류수 수질기준과는 별도로 시행규칙 [별표 5] 비고가 규정한 바에 의하여 별도의 배출허용기준을 고시할 수 없다.</w:t>
       </w:r>

--- a/블로그글작성/판례/물환경_대법원_시리즈/판례_대법원2003두3246_전처리시설과종말처리장이한몸이면별도기준을고시할수없습니다.docx
+++ b/블로그글작성/판례/물환경_대법원_시리즈/판례_대법원2003두3246_전처리시설과종말처리장이한몸이면별도기준을고시할수없습니다.docx
@@ -16,7 +16,7 @@
           <w:color w:val="000000"/>
           <w:sz w:val="30"/>
         </w:rPr>
-        <w:t>전처리시설과 종말처리장이 한 몸이면 별도 기준을 고시할 수 없습니다</w:t>
+        <w:t>전처리시설과 종말처리장이 한 몸이면 별도 기준을 고시할 수 없습니다. (2003두3246)</w:t>
       </w:r>
     </w:p>
     <w:p>
@@ -47,12 +47,6 @@
         </w:rPr>
         <w:t>○ 농공단지 폐수종말처리장과 그 전단계 전처리 공동방지시설에 대하여 환경부장관이 별도의 배출허용기준을 고시하고, 그 초과를 이유로 부과금을 부과한 사건입니다. 대법원은 두 시설이 유기적 일체성을 가진 하나의 시설이므로 별도의 배출허용기준을 고시할 수 있는 경우에 해당하지 않는다고 보았습니다.</w:t>
       </w:r>
-    </w:p>
-    <w:p>
-      <w:pPr>
-        <w:autoSpaceDN w:val="0"/>
-        <w:autoSpaceDE w:val="0"/>
-      </w:pPr>
     </w:p>
     <w:p>
       <w:pPr>
@@ -220,12 +214,6 @@
       <w:pPr>
         <w:autoSpaceDN w:val="0"/>
         <w:autoSpaceDE w:val="0"/>
-      </w:pPr>
-    </w:p>
-    <w:p>
-      <w:pPr>
-        <w:autoSpaceDN w:val="0"/>
-        <w:autoSpaceDE w:val="0"/>
         <w:pStyle w:val="2"/>
       </w:pPr>
       <w:r>
@@ -558,6 +546,118 @@
       <w:pPr>
         <w:autoSpaceDN w:val="0"/>
         <w:autoSpaceDE w:val="0"/>
+        <w:pStyle w:val="2"/>
+        <w:spacing w:before="80"/>
+      </w:pPr>
+      <w:r>
+        <w:rPr>
+          <w:rFonts w:ascii="맑은 고딕" w:hAnsi="맑은 고딕" w:eastAsia="맑은 고딕" w:cs="맑은 고딕"/>
+          <w:color w:val="000000"/>
+        </w:rPr>
+        <w:t>2. 사실관계</w:t>
+      </w:r>
+    </w:p>
+    <w:p>
+      <w:pPr>
+        <w:autoSpaceDN w:val="0"/>
+        <w:autoSpaceDE w:val="0"/>
+      </w:pPr>
+      <w:r>
+        <w:rPr>
+          <w:rFonts w:ascii="맑은 고딕" w:hAnsi="맑은 고딕" w:eastAsia="맑은 고딕" w:cs="맑은 고딕"/>
+          <w:color w:val="000000"/>
+        </w:rPr>
+        <w:t>① 목포시는 산정농공단지로부터 배출되는 오염물질의 공동처리를 위하여 폐수종말처리장을 설치하면서, 원고로 하여금 그 전단계의 오염물질 방지시설로 전(前)처리 공동방지시설을 설치하도록 하였다.</w:t>
+      </w:r>
+      <w:r>
+        <w:rPr>
+          <w:rFonts w:ascii="맑은 고딕" w:hAnsi="맑은 고딕" w:eastAsia="맑은 고딕" w:cs="맑은 고딕"/>
+          <w:color w:val="000000"/>
+        </w:rPr>
+        <w:br/>
+      </w:r>
+      <w:r>
+        <w:rPr>
+          <w:rFonts w:ascii="맑은 고딕" w:hAnsi="맑은 고딕" w:eastAsia="맑은 고딕" w:cs="맑은 고딕"/>
+          <w:color w:val="000000"/>
+        </w:rPr>
+        <w:br/>
+      </w:r>
+      <w:r>
+        <w:rPr>
+          <w:rFonts w:ascii="맑은 고딕" w:hAnsi="맑은 고딕" w:eastAsia="맑은 고딕" w:cs="맑은 고딕"/>
+          <w:color w:val="000000"/>
+        </w:rPr>
+        <w:t>② 원고는 공동방지시설의 설치 및 관리운영비 전액을 부담하는 외에도 종말처리장의 설치비 1/2과 관리운영비 전액을 각 부담하였다.</w:t>
+      </w:r>
+      <w:r>
+        <w:rPr>
+          <w:rFonts w:ascii="맑은 고딕" w:hAnsi="맑은 고딕" w:eastAsia="맑은 고딕" w:cs="맑은 고딕"/>
+          <w:color w:val="000000"/>
+        </w:rPr>
+        <w:br/>
+      </w:r>
+      <w:r>
+        <w:rPr>
+          <w:rFonts w:ascii="맑은 고딕" w:hAnsi="맑은 고딕" w:eastAsia="맑은 고딕" w:cs="맑은 고딕"/>
+          <w:color w:val="000000"/>
+        </w:rPr>
+        <w:br/>
+      </w:r>
+      <w:r>
+        <w:rPr>
+          <w:rFonts w:ascii="맑은 고딕" w:hAnsi="맑은 고딕" w:eastAsia="맑은 고딕" w:cs="맑은 고딕"/>
+          <w:color w:val="000000"/>
+        </w:rPr>
+        <w:t>③ 농공단지의 개별 사업장에서 배출된 폐수는 전량이 공동방지시설로 유입되어 물리·화학적 방식으로 처리된 후 약 20m 길이의 배수관거를 통하여 같은 부지 내 종말처리장으로 유입되어 생물학적 방식으로 처리된 뒤 방류되었고, 다른 경로로 유입되는 폐수는 없었다.</w:t>
+      </w:r>
+      <w:r>
+        <w:rPr>
+          <w:rFonts w:ascii="맑은 고딕" w:hAnsi="맑은 고딕" w:eastAsia="맑은 고딕" w:cs="맑은 고딕"/>
+          <w:color w:val="000000"/>
+        </w:rPr>
+        <w:br/>
+      </w:r>
+      <w:r>
+        <w:rPr>
+          <w:rFonts w:ascii="맑은 고딕" w:hAnsi="맑은 고딕" w:eastAsia="맑은 고딕" w:cs="맑은 고딕"/>
+          <w:color w:val="000000"/>
+        </w:rPr>
+        <w:br/>
+      </w:r>
+      <w:r>
+        <w:rPr>
+          <w:rFonts w:ascii="맑은 고딕" w:hAnsi="맑은 고딕" w:eastAsia="맑은 고딕" w:cs="맑은 고딕"/>
+          <w:color w:val="000000"/>
+        </w:rPr>
+        <w:t>④ 환경부장관은 공동방지시설이 시행규칙 [별표 5] 비고 규정에 따라 별도로 배출허용기준을 정할 수 있는 경우라고 보아, 생물학적 산소요구량 927㎎/ℓ 등으로 하는 별도 배출허용기준을 고시하였다.</w:t>
+      </w:r>
+      <w:r>
+        <w:rPr>
+          <w:rFonts w:ascii="맑은 고딕" w:hAnsi="맑은 고딕" w:eastAsia="맑은 고딕" w:cs="맑은 고딕"/>
+          <w:color w:val="000000"/>
+        </w:rPr>
+        <w:br/>
+      </w:r>
+      <w:r>
+        <w:rPr>
+          <w:rFonts w:ascii="맑은 고딕" w:hAnsi="맑은 고딕" w:eastAsia="맑은 고딕" w:cs="맑은 고딕"/>
+          <w:color w:val="000000"/>
+        </w:rPr>
+        <w:br/>
+      </w:r>
+      <w:r>
+        <w:rPr>
+          <w:rFonts w:ascii="맑은 고딕" w:hAnsi="맑은 고딕" w:eastAsia="맑은 고딕" w:cs="맑은 고딕"/>
+          <w:color w:val="000000"/>
+        </w:rPr>
+        <w:t>⑤ 종말처리장을 통하여 최종 처리된 방류수의 측정수치는 법령상 기준을 밑돌았으나, 공동방지시설에서 채취한 시료의 측정수치가 위 고시 기준을 초과하자 피고는 초과배출부과금을 부과하였다.</w:t>
+      </w:r>
+    </w:p>
+    <w:p>
+      <w:pPr>
+        <w:autoSpaceDN w:val="0"/>
+        <w:autoSpaceDE w:val="0"/>
       </w:pPr>
     </w:p>
     <w:p>
@@ -572,7 +672,7 @@
           <w:rFonts w:ascii="맑은 고딕" w:hAnsi="맑은 고딕" w:eastAsia="맑은 고딕" w:cs="맑은 고딕"/>
           <w:color w:val="000000"/>
         </w:rPr>
-        <w:t>2. 사실관계</w:t>
+        <w:t>3. 쟁점</w:t>
       </w:r>
     </w:p>
     <w:p>
@@ -584,99 +684,10 @@
         <w:rPr>
           <w:rFonts w:ascii="맑은 고딕" w:hAnsi="맑은 고딕" w:eastAsia="맑은 고딕" w:cs="맑은 고딕"/>
           <w:color w:val="000000"/>
-        </w:rPr>
-        <w:t>① 목포시는 산정농공단지로부터 배출되는 오염물질의 공동처리를 위하여 폐수종말처리장을 설치하면서, 원고로 하여금 그 전단계의 오염물질 방지시설로 전(前)처리 공동방지시설을 설치하도록 하였다.</w:t>
-      </w:r>
-      <w:r>
-        <w:rPr>
-          <w:rFonts w:ascii="맑은 고딕" w:hAnsi="맑은 고딕" w:eastAsia="맑은 고딕" w:cs="맑은 고딕"/>
-          <w:color w:val="000000"/>
-        </w:rPr>
-        <w:br/>
-      </w:r>
-      <w:r>
-        <w:rPr>
-          <w:rFonts w:ascii="맑은 고딕" w:hAnsi="맑은 고딕" w:eastAsia="맑은 고딕" w:cs="맑은 고딕"/>
-          <w:color w:val="000000"/>
-        </w:rPr>
-        <w:br/>
-      </w:r>
-      <w:r>
-        <w:rPr>
-          <w:rFonts w:ascii="맑은 고딕" w:hAnsi="맑은 고딕" w:eastAsia="맑은 고딕" w:cs="맑은 고딕"/>
-          <w:color w:val="000000"/>
-        </w:rPr>
-        <w:t>② 원고는 공동방지시설의 설치 및 관리운영비 전액을 부담하는 외에도 종말처리장의 설치비 1/2과 관리운영비 전액을 각 부담하였다.</w:t>
-      </w:r>
-      <w:r>
-        <w:rPr>
-          <w:rFonts w:ascii="맑은 고딕" w:hAnsi="맑은 고딕" w:eastAsia="맑은 고딕" w:cs="맑은 고딕"/>
-          <w:color w:val="000000"/>
-        </w:rPr>
-        <w:br/>
-      </w:r>
-      <w:r>
-        <w:rPr>
-          <w:rFonts w:ascii="맑은 고딕" w:hAnsi="맑은 고딕" w:eastAsia="맑은 고딕" w:cs="맑은 고딕"/>
-          <w:color w:val="000000"/>
-        </w:rPr>
-        <w:br/>
-      </w:r>
-      <w:r>
-        <w:rPr>
-          <w:rFonts w:ascii="맑은 고딕" w:hAnsi="맑은 고딕" w:eastAsia="맑은 고딕" w:cs="맑은 고딕"/>
-          <w:color w:val="000000"/>
-        </w:rPr>
-        <w:t>③ 농공단지의 개별 사업장에서 배출된 폐수는 전량이 공동방지시설로 유입되어 물리·화학적 방식으로 처리된 후 약 20m 길이의 배수관거를 통하여 같은 부지 내 종말처리장으로 유입되어 생물학적 방식으로 처리된 뒤 방류되었고, 다른 경로로 유입되는 폐수는 없었다.</w:t>
-      </w:r>
-      <w:r>
-        <w:rPr>
-          <w:rFonts w:ascii="맑은 고딕" w:hAnsi="맑은 고딕" w:eastAsia="맑은 고딕" w:cs="맑은 고딕"/>
-          <w:color w:val="000000"/>
-        </w:rPr>
-        <w:br/>
-      </w:r>
-      <w:r>
-        <w:rPr>
-          <w:rFonts w:ascii="맑은 고딕" w:hAnsi="맑은 고딕" w:eastAsia="맑은 고딕" w:cs="맑은 고딕"/>
-          <w:color w:val="000000"/>
-        </w:rPr>
-        <w:br/>
-      </w:r>
-      <w:r>
-        <w:rPr>
-          <w:rFonts w:ascii="맑은 고딕" w:hAnsi="맑은 고딕" w:eastAsia="맑은 고딕" w:cs="맑은 고딕"/>
-          <w:color w:val="000000"/>
-        </w:rPr>
-        <w:t>④ 환경부장관은 공동방지시설이 시행규칙 [별표 5] 비고 규정에 따라 별도로 배출허용기준을 정할 수 있는 경우라고 보아, 생물학적 산소요구량 927㎎/ℓ 등으로 하는 별도 배출허용기준을 고시하였다.</w:t>
-      </w:r>
-      <w:r>
-        <w:rPr>
-          <w:rFonts w:ascii="맑은 고딕" w:hAnsi="맑은 고딕" w:eastAsia="맑은 고딕" w:cs="맑은 고딕"/>
-          <w:color w:val="000000"/>
-        </w:rPr>
-        <w:br/>
-      </w:r>
-      <w:r>
-        <w:rPr>
-          <w:rFonts w:ascii="맑은 고딕" w:hAnsi="맑은 고딕" w:eastAsia="맑은 고딕" w:cs="맑은 고딕"/>
-          <w:color w:val="000000"/>
-        </w:rPr>
-        <w:br/>
-      </w:r>
-      <w:r>
-        <w:rPr>
-          <w:rFonts w:ascii="맑은 고딕" w:hAnsi="맑은 고딕" w:eastAsia="맑은 고딕" w:cs="맑은 고딕"/>
-          <w:color w:val="000000"/>
-        </w:rPr>
-        <w:t>⑤ 종말처리장을 통하여 최종 처리된 방류수의 측정수치는 법령상 기준을 밑돌았으나, 공동방지시설에서 채취한 시료의 측정수치가 위 고시 기준을 초과하자 피고는 초과배출부과금을 부과하였다.</w:t>
-      </w:r>
-    </w:p>
-    <w:p>
-      <w:pPr>
-        <w:autoSpaceDN w:val="0"/>
-        <w:autoSpaceDE w:val="0"/>
-      </w:pPr>
+          <w:u w:val="single"/>
+        </w:rPr>
+        <w:t>이 사건의 쟁점은, 폐수종말처리시설 안에 위치한 폐수배출시설에 별도의 배출허용기준을 적용하도록 한 시행규칙 [별표] 비고 규정이 무효인지 여부와, 농공단지 폐수종말처리장과 그 전단계 전처리 공동방지시설에 대하여 별도의 배출허용기준을 고시할 수 있는지 여부이다.</w:t>
+      </w:r>
     </w:p>
     <w:p>
       <w:pPr>
@@ -696,7 +707,7 @@
           <w:rFonts w:ascii="맑은 고딕" w:hAnsi="맑은 고딕" w:eastAsia="맑은 고딕" w:cs="맑은 고딕"/>
           <w:color w:val="000000"/>
         </w:rPr>
-        <w:t>3. 쟁점</w:t>
+        <w:t>4. 판단</w:t>
       </w:r>
     </w:p>
     <w:p>
@@ -707,17 +718,171 @@
       <w:r>
         <w:rPr>
           <w:rFonts w:ascii="맑은 고딕" w:hAnsi="맑은 고딕" w:eastAsia="맑은 고딕" w:cs="맑은 고딕"/>
+          <w:b/>
           <w:color w:val="000000"/>
           <w:u w:val="single"/>
         </w:rPr>
-        <w:t>이 사건의 쟁점은, 폐수종말처리시설 안에 위치한 폐수배출시설에 별도의 배출허용기준을 적용하도록 한 시행규칙 [별표] 비고 규정이 무효인지 여부와, 농공단지 폐수종말처리장과 그 전단계 전처리 공동방지시설에 대하여 별도의 배출허용기준을 고시할 수 있는지 여부이다.</w:t>
-      </w:r>
-    </w:p>
-    <w:p>
-      <w:pPr>
-        <w:autoSpaceDN w:val="0"/>
-        <w:autoSpaceDE w:val="0"/>
-      </w:pPr>
+        <w:t>① 원심의 판단 원심은 공동방지시설과 종말처리장은 설치·운영의 주체, 시설 목적과 규모, 처리효율 등이 서로 다른 별개의 시설이라는 전제에서, 환경부장관이 별도로 정한 이 사건 고시가 유효하다고 보아 초과배출부과금 부과처분이 적법하다고 판단하였다.</w:t>
+      </w:r>
+      <w:r>
+        <w:rPr>
+          <w:rFonts w:ascii="맑은 고딕" w:hAnsi="맑은 고딕" w:eastAsia="맑은 고딕" w:cs="맑은 고딕"/>
+          <w:color w:val="000000"/>
+        </w:rPr>
+        <w:br/>
+      </w:r>
+      <w:r>
+        <w:rPr>
+          <w:rFonts w:ascii="맑은 고딕" w:hAnsi="맑은 고딕" w:eastAsia="맑은 고딕" w:cs="맑은 고딕"/>
+          <w:color w:val="000000"/>
+        </w:rPr>
+        <w:br/>
+      </w:r>
+      <w:r>
+        <w:rPr>
+          <w:rFonts w:ascii="맑은 고딕" w:hAnsi="맑은 고딕" w:eastAsia="맑은 고딕" w:cs="맑은 고딕"/>
+          <w:color w:val="000000"/>
+        </w:rPr>
+        <w:t>② 대법원의 판단 시행규칙 비고 규정이 유효하다고 본 부분은 정당하나, 이 사건 고시가 유효하다고 본 부분은 수긍하기 어렵다.</w:t>
+      </w:r>
+      <w:r>
+        <w:rPr>
+          <w:rFonts w:ascii="맑은 고딕" w:hAnsi="맑은 고딕" w:eastAsia="맑은 고딕" w:cs="맑은 고딕"/>
+          <w:color w:val="000000"/>
+        </w:rPr>
+        <w:br/>
+      </w:r>
+      <w:r>
+        <w:rPr>
+          <w:rFonts w:ascii="맑은 고딕" w:hAnsi="맑은 고딕" w:eastAsia="맑은 고딕" w:cs="맑은 고딕"/>
+          <w:color w:val="000000"/>
+        </w:rPr>
+        <w:br/>
+      </w:r>
+      <w:r>
+        <w:rPr>
+          <w:rFonts w:ascii="맑은 고딕" w:hAnsi="맑은 고딕" w:eastAsia="맑은 고딕" w:cs="맑은 고딕"/>
+          <w:b/>
+          <w:color w:val="000000"/>
+          <w:u w:val="single"/>
+        </w:rPr>
+        <w:t>③ 관계 법령의 규정 등을 종합하면, 초과배출부과금은 폐수배출시설이 수질오염물질을 공공수역에 직접 배출하는 경우뿐 아니라 폐수종말처리시설 등을 통하여 공공수역에 배출하는 경우에도 부과할 수 있다.</w:t>
+      </w:r>
+      <w:r>
+        <w:rPr>
+          <w:rFonts w:ascii="맑은 고딕" w:hAnsi="맑은 고딕" w:eastAsia="맑은 고딕" w:cs="맑은 고딕"/>
+          <w:color w:val="000000"/>
+        </w:rPr>
+        <w:br/>
+      </w:r>
+      <w:r>
+        <w:rPr>
+          <w:rFonts w:ascii="맑은 고딕" w:hAnsi="맑은 고딕" w:eastAsia="맑은 고딕" w:cs="맑은 고딕"/>
+          <w:color w:val="000000"/>
+        </w:rPr>
+        <w:br/>
+      </w:r>
+      <w:r>
+        <w:rPr>
+          <w:rFonts w:ascii="맑은 고딕" w:hAnsi="맑은 고딕" w:eastAsia="맑은 고딕" w:cs="맑은 고딕"/>
+          <w:b/>
+          <w:color w:val="000000"/>
+          <w:u w:val="single"/>
+        </w:rPr>
+        <w:t>④ 그러므로 종말처리시설의 배수구역 안에 위치한 폐수배출시설에 대하여, 종말처리시설 설치사업시행자의 요청에 의하여 그 설계기준 농도 이내에서 환경부장관이 별도로 정한 배출허용기준을 적용하도록 한 시행규칙 [별표 5] 비고의 규정이 상위법령의 위임 취지나 범위를 벗어난 무효의 규정이라고 할 수 없다.</w:t>
+      </w:r>
+      <w:r>
+        <w:rPr>
+          <w:rFonts w:ascii="맑은 고딕" w:hAnsi="맑은 고딕" w:eastAsia="맑은 고딕" w:cs="맑은 고딕"/>
+          <w:color w:val="000000"/>
+        </w:rPr>
+        <w:br/>
+      </w:r>
+      <w:r>
+        <w:rPr>
+          <w:rFonts w:ascii="맑은 고딕" w:hAnsi="맑은 고딕" w:eastAsia="맑은 고딕" w:cs="맑은 고딕"/>
+          <w:color w:val="000000"/>
+        </w:rPr>
+        <w:br/>
+      </w:r>
+      <w:r>
+        <w:rPr>
+          <w:rFonts w:ascii="맑은 고딕" w:hAnsi="맑은 고딕" w:eastAsia="맑은 고딕" w:cs="맑은 고딕"/>
+          <w:b/>
+          <w:color w:val="000000"/>
+          <w:u w:val="single"/>
+        </w:rPr>
+        <w:t>⑤ 한편 시료 채취의 절차·방법 등에 관하여, 환경오염물질배출사업장 지도·점검에 관한 규정이나 수질오염공정시험방법은 행정기관 내부의 사무처리준칙에 불과하므로 그 절차를 따르지 아니하였다고 하여 처분이 위법하다고 볼 수 없다.</w:t>
+      </w:r>
+      <w:r>
+        <w:rPr>
+          <w:rFonts w:ascii="맑은 고딕" w:hAnsi="맑은 고딕" w:eastAsia="맑은 고딕" w:cs="맑은 고딕"/>
+          <w:color w:val="000000"/>
+        </w:rPr>
+        <w:br/>
+      </w:r>
+      <w:r>
+        <w:rPr>
+          <w:rFonts w:ascii="맑은 고딕" w:hAnsi="맑은 고딕" w:eastAsia="맑은 고딕" w:cs="맑은 고딕"/>
+          <w:color w:val="000000"/>
+        </w:rPr>
+        <w:br/>
+      </w:r>
+      <w:r>
+        <w:rPr>
+          <w:rFonts w:ascii="맑은 고딕" w:hAnsi="맑은 고딕" w:eastAsia="맑은 고딕" w:cs="맑은 고딕"/>
+          <w:b/>
+          <w:color w:val="000000"/>
+          <w:u w:val="single"/>
+        </w:rPr>
+        <w:t>⑥ 그러나 이 사건 공동방지시설과 종말처리장은 설치 및 운영의 비용부담, 위치와 설계·구조상 밀접성 및 상호 보완관계 등에 비추어 볼 때 유기적 일체성을 가진 하나의 시설로 봄이 상당하다.</w:t>
+      </w:r>
+      <w:r>
+        <w:rPr>
+          <w:rFonts w:ascii="맑은 고딕" w:hAnsi="맑은 고딕" w:eastAsia="맑은 고딕" w:cs="맑은 고딕"/>
+          <w:color w:val="000000"/>
+        </w:rPr>
+        <w:br/>
+      </w:r>
+      <w:r>
+        <w:rPr>
+          <w:rFonts w:ascii="맑은 고딕" w:hAnsi="맑은 고딕" w:eastAsia="맑은 고딕" w:cs="맑은 고딕"/>
+          <w:color w:val="000000"/>
+        </w:rPr>
+        <w:br/>
+      </w:r>
+      <w:r>
+        <w:rPr>
+          <w:rFonts w:ascii="맑은 고딕" w:hAnsi="맑은 고딕" w:eastAsia="맑은 고딕" w:cs="맑은 고딕"/>
+          <w:b/>
+          <w:color w:val="000000"/>
+          <w:u w:val="single"/>
+        </w:rPr>
+        <w:t>⑦ 그렇다면 법령에 의한 종말처리장의 방류수 수질기준과는 별도로 시행규칙 [별표 5] 비고가 규정한 바에 의하여 별도의 배출허용기준을 고시할 수 있는 경우에 해당하지 않는다.</w:t>
+      </w:r>
+      <w:r>
+        <w:rPr>
+          <w:rFonts w:ascii="맑은 고딕" w:hAnsi="맑은 고딕" w:eastAsia="맑은 고딕" w:cs="맑은 고딕"/>
+          <w:color w:val="000000"/>
+        </w:rPr>
+        <w:br/>
+      </w:r>
+      <w:r>
+        <w:rPr>
+          <w:rFonts w:ascii="맑은 고딕" w:hAnsi="맑은 고딕" w:eastAsia="맑은 고딕" w:cs="맑은 고딕"/>
+          <w:color w:val="000000"/>
+        </w:rPr>
+        <w:br/>
+      </w:r>
+      <w:r>
+        <w:rPr>
+          <w:rFonts w:ascii="맑은 고딕" w:hAnsi="맑은 고딕" w:eastAsia="맑은 고딕" w:cs="맑은 고딕"/>
+          <w:b/>
+          <w:color w:val="000000"/>
+          <w:u w:val="single"/>
+        </w:rPr>
+        <w:t>⑧ 그럼에도 원심이 두 시설을 별개의 시설이라는 전제에서 이 사건 고시가 유효하다고 보아 부과처분이 적법하다고 판단한 데에는 처리시설의 성격에 관한 사실오인과 고시의 효력에 관한 법리오해의 위법이 있다.</w:t>
+      </w:r>
     </w:p>
     <w:p>
       <w:pPr>
@@ -737,7 +902,7 @@
           <w:rFonts w:ascii="맑은 고딕" w:hAnsi="맑은 고딕" w:eastAsia="맑은 고딕" w:cs="맑은 고딕"/>
           <w:color w:val="000000"/>
         </w:rPr>
-        <w:t>4. 판단</w:t>
+        <w:t>5. 판결요지</w:t>
       </w:r>
     </w:p>
     <w:p>
@@ -752,7 +917,7 @@
           <w:color w:val="000000"/>
           <w:u w:val="single"/>
         </w:rPr>
-        <w:t>① 원심의 판단 원심은 공동방지시설과 종말처리장은 설치·운영의 주체, 시설 목적과 규모, 처리효율 등이 서로 다른 별개의 시설이라는 전제에서, 환경부장관이 별도로 정한 이 사건 고시가 유효하다고 보아 초과배출부과금 부과처분이 적법하다고 판단하였다.</w:t>
+        <w:t>① 구 수질환경보전법 관계 규정 등을 종합하면, 초과배출부과금은 폐수배출시설이 수질오염물질을 공공수역에 직접 배출하는 경우뿐 아니라 폐수종말처리시설 등을 통하여 공공수역에 배출하는 경우에도 부과할 수 있으므로, 종말처리시설의 배수구역 안에 위치한 폐수배출시설에 대하여 종말처리시설 설치사업시행자의 요청에 의하여 폐수종말처리시설의 설계기준 농도 이내에서 환경부장관이 별도로 정한 배출허용기준을 적용하도록 한 시행규칙 [별표 5] 비고의 규정이 상위법령의 위임의 취지나 범위를 벗어난 무효의 규정이라고 할 수 없다.</w:t>
       </w:r>
       <w:r>
         <w:rPr>
@@ -771,219 +936,12 @@
       <w:r>
         <w:rPr>
           <w:rFonts w:ascii="맑은 고딕" w:hAnsi="맑은 고딕" w:eastAsia="맑은 고딕" w:cs="맑은 고딕"/>
-          <w:color w:val="000000"/>
-        </w:rPr>
-        <w:t>② 대법원의 판단 시행규칙 비고 규정이 유효하다고 본 부분은 정당하나, 이 사건 고시가 유효하다고 본 부분은 수긍하기 어렵다.</w:t>
-      </w:r>
-      <w:r>
-        <w:rPr>
-          <w:rFonts w:ascii="맑은 고딕" w:hAnsi="맑은 고딕" w:eastAsia="맑은 고딕" w:cs="맑은 고딕"/>
-          <w:color w:val="000000"/>
-        </w:rPr>
-        <w:br/>
-      </w:r>
-      <w:r>
-        <w:rPr>
-          <w:rFonts w:ascii="맑은 고딕" w:hAnsi="맑은 고딕" w:eastAsia="맑은 고딕" w:cs="맑은 고딕"/>
-          <w:color w:val="000000"/>
-        </w:rPr>
-        <w:br/>
-      </w:r>
-      <w:r>
-        <w:rPr>
-          <w:rFonts w:ascii="맑은 고딕" w:hAnsi="맑은 고딕" w:eastAsia="맑은 고딕" w:cs="맑은 고딕"/>
           <w:b/>
           <w:color w:val="000000"/>
           <w:u w:val="single"/>
         </w:rPr>
-        <w:t>③ 관계 법령의 규정 등을 종합하면, 초과배출부과금은 폐수배출시설이 수질오염물질을 공공수역에 직접 배출하는 경우뿐 아니라 폐수종말처리시설 등을 통하여 공공수역에 배출하는 경우에도 부과할 수 있다.</w:t>
-      </w:r>
-      <w:r>
-        <w:rPr>
-          <w:rFonts w:ascii="맑은 고딕" w:hAnsi="맑은 고딕" w:eastAsia="맑은 고딕" w:cs="맑은 고딕"/>
-          <w:color w:val="000000"/>
-        </w:rPr>
-        <w:br/>
-      </w:r>
-      <w:r>
-        <w:rPr>
-          <w:rFonts w:ascii="맑은 고딕" w:hAnsi="맑은 고딕" w:eastAsia="맑은 고딕" w:cs="맑은 고딕"/>
-          <w:color w:val="000000"/>
-        </w:rPr>
-        <w:br/>
-      </w:r>
-      <w:r>
-        <w:rPr>
-          <w:rFonts w:ascii="맑은 고딕" w:hAnsi="맑은 고딕" w:eastAsia="맑은 고딕" w:cs="맑은 고딕"/>
-          <w:b/>
-          <w:color w:val="000000"/>
-          <w:u w:val="single"/>
-        </w:rPr>
-        <w:t>④ 그러므로 종말처리시설의 배수구역 안에 위치한 폐수배출시설에 대하여, 종말처리시설 설치사업시행자의 요청에 의하여 그 설계기준 농도 이내에서 환경부장관이 별도로 정한 배출허용기준을 적용하도록 한 시행규칙 [별표 5] 비고의 규정이 상위법령의 위임 취지나 범위를 벗어난 무효의 규정이라고 할 수 없다.</w:t>
-      </w:r>
-      <w:r>
-        <w:rPr>
-          <w:rFonts w:ascii="맑은 고딕" w:hAnsi="맑은 고딕" w:eastAsia="맑은 고딕" w:cs="맑은 고딕"/>
-          <w:color w:val="000000"/>
-        </w:rPr>
-        <w:br/>
-      </w:r>
-      <w:r>
-        <w:rPr>
-          <w:rFonts w:ascii="맑은 고딕" w:hAnsi="맑은 고딕" w:eastAsia="맑은 고딕" w:cs="맑은 고딕"/>
-          <w:color w:val="000000"/>
-        </w:rPr>
-        <w:br/>
-      </w:r>
-      <w:r>
-        <w:rPr>
-          <w:rFonts w:ascii="맑은 고딕" w:hAnsi="맑은 고딕" w:eastAsia="맑은 고딕" w:cs="맑은 고딕"/>
-          <w:b/>
-          <w:color w:val="000000"/>
-          <w:u w:val="single"/>
-        </w:rPr>
-        <w:t>⑤ 한편 시료 채취의 절차·방법 등에 관하여, 환경오염물질배출사업장 지도·점검에 관한 규정이나 수질오염공정시험방법은 행정기관 내부의 사무처리준칙에 불과하므로 그 절차를 따르지 아니하였다고 하여 처분이 위법하다고 볼 수 없다.</w:t>
-      </w:r>
-      <w:r>
-        <w:rPr>
-          <w:rFonts w:ascii="맑은 고딕" w:hAnsi="맑은 고딕" w:eastAsia="맑은 고딕" w:cs="맑은 고딕"/>
-          <w:color w:val="000000"/>
-        </w:rPr>
-        <w:br/>
-      </w:r>
-      <w:r>
-        <w:rPr>
-          <w:rFonts w:ascii="맑은 고딕" w:hAnsi="맑은 고딕" w:eastAsia="맑은 고딕" w:cs="맑은 고딕"/>
-          <w:color w:val="000000"/>
-        </w:rPr>
-        <w:br/>
-      </w:r>
-      <w:r>
-        <w:rPr>
-          <w:rFonts w:ascii="맑은 고딕" w:hAnsi="맑은 고딕" w:eastAsia="맑은 고딕" w:cs="맑은 고딕"/>
-          <w:b/>
-          <w:color w:val="000000"/>
-          <w:u w:val="single"/>
-        </w:rPr>
-        <w:t>⑥ 그러나 이 사건 공동방지시설과 종말처리장은 설치 및 운영의 비용부담, 위치와 설계·구조상 밀접성 및 상호 보완관계 등에 비추어 볼 때 유기적 일체성을 가진 하나의 시설로 봄이 상당하다.</w:t>
-      </w:r>
-      <w:r>
-        <w:rPr>
-          <w:rFonts w:ascii="맑은 고딕" w:hAnsi="맑은 고딕" w:eastAsia="맑은 고딕" w:cs="맑은 고딕"/>
-          <w:color w:val="000000"/>
-        </w:rPr>
-        <w:br/>
-      </w:r>
-      <w:r>
-        <w:rPr>
-          <w:rFonts w:ascii="맑은 고딕" w:hAnsi="맑은 고딕" w:eastAsia="맑은 고딕" w:cs="맑은 고딕"/>
-          <w:color w:val="000000"/>
-        </w:rPr>
-        <w:br/>
-      </w:r>
-      <w:r>
-        <w:rPr>
-          <w:rFonts w:ascii="맑은 고딕" w:hAnsi="맑은 고딕" w:eastAsia="맑은 고딕" w:cs="맑은 고딕"/>
-          <w:b/>
-          <w:color w:val="000000"/>
-          <w:u w:val="single"/>
-        </w:rPr>
-        <w:t>⑦ 그렇다면 법령에 의한 종말처리장의 방류수 수질기준과는 별도로 시행규칙 [별표 5] 비고가 규정한 바에 의하여 별도의 배출허용기준을 고시할 수 있는 경우에 해당하지 않는다.</w:t>
-      </w:r>
-      <w:r>
-        <w:rPr>
-          <w:rFonts w:ascii="맑은 고딕" w:hAnsi="맑은 고딕" w:eastAsia="맑은 고딕" w:cs="맑은 고딕"/>
-          <w:color w:val="000000"/>
-        </w:rPr>
-        <w:br/>
-      </w:r>
-      <w:r>
-        <w:rPr>
-          <w:rFonts w:ascii="맑은 고딕" w:hAnsi="맑은 고딕" w:eastAsia="맑은 고딕" w:cs="맑은 고딕"/>
-          <w:color w:val="000000"/>
-        </w:rPr>
-        <w:br/>
-      </w:r>
-      <w:r>
-        <w:rPr>
-          <w:rFonts w:ascii="맑은 고딕" w:hAnsi="맑은 고딕" w:eastAsia="맑은 고딕" w:cs="맑은 고딕"/>
-          <w:b/>
-          <w:color w:val="000000"/>
-          <w:u w:val="single"/>
-        </w:rPr>
-        <w:t>⑧ 그럼에도 원심이 두 시설을 별개의 시설이라는 전제에서 이 사건 고시가 유효하다고 보아 부과처분이 적법하다고 판단한 데에는 처리시설의 성격에 관한 사실오인과 고시의 효력에 관한 법리오해의 위법이 있다.</w:t>
-      </w:r>
-    </w:p>
-    <w:p>
-      <w:pPr>
-        <w:autoSpaceDN w:val="0"/>
-        <w:autoSpaceDE w:val="0"/>
-      </w:pPr>
-    </w:p>
-    <w:p>
-      <w:pPr>
-        <w:autoSpaceDN w:val="0"/>
-        <w:autoSpaceDE w:val="0"/>
-      </w:pPr>
-    </w:p>
-    <w:p>
-      <w:pPr>
-        <w:autoSpaceDN w:val="0"/>
-        <w:autoSpaceDE w:val="0"/>
-        <w:pStyle w:val="2"/>
-        <w:spacing w:before="80"/>
-      </w:pPr>
-      <w:r>
-        <w:rPr>
-          <w:rFonts w:ascii="맑은 고딕" w:hAnsi="맑은 고딕" w:eastAsia="맑은 고딕" w:cs="맑은 고딕"/>
-          <w:color w:val="000000"/>
-        </w:rPr>
-        <w:t>5. 판결요지</w:t>
-      </w:r>
-    </w:p>
-    <w:p>
-      <w:pPr>
-        <w:autoSpaceDN w:val="0"/>
-        <w:autoSpaceDE w:val="0"/>
-      </w:pPr>
-      <w:r>
-        <w:rPr>
-          <w:rFonts w:ascii="맑은 고딕" w:hAnsi="맑은 고딕" w:eastAsia="맑은 고딕" w:cs="맑은 고딕"/>
-          <w:b/>
-          <w:color w:val="000000"/>
-          <w:u w:val="single"/>
-        </w:rPr>
-        <w:t>① 구 수질환경보전법 관계 규정 등을 종합하면, 초과배출부과금은 폐수배출시설이 수질오염물질을 공공수역에 직접 배출하는 경우뿐 아니라 폐수종말처리시설 등을 통하여 공공수역에 배출하는 경우에도 부과할 수 있으므로, 종말처리시설의 배수구역 안에 위치한 폐수배출시설에 대하여 종말처리시설 설치사업시행자의 요청에 의하여 폐수종말처리시설의 설계기준 농도 이내에서 환경부장관이 별도로 정한 배출허용기준을 적용하도록 한 시행규칙 [별표 5] 비고의 규정이 상위법령의 위임의 취지나 범위를 벗어난 무효의 규정이라고 할 수 없다.</w:t>
-      </w:r>
-      <w:r>
-        <w:rPr>
-          <w:rFonts w:ascii="맑은 고딕" w:hAnsi="맑은 고딕" w:eastAsia="맑은 고딕" w:cs="맑은 고딕"/>
-          <w:color w:val="000000"/>
-        </w:rPr>
-        <w:br/>
-      </w:r>
-      <w:r>
-        <w:rPr>
-          <w:rFonts w:ascii="맑은 고딕" w:hAnsi="맑은 고딕" w:eastAsia="맑은 고딕" w:cs="맑은 고딕"/>
-          <w:color w:val="000000"/>
-        </w:rPr>
-        <w:br/>
-      </w:r>
-      <w:r>
-        <w:rPr>
-          <w:rFonts w:ascii="맑은 고딕" w:hAnsi="맑은 고딕" w:eastAsia="맑은 고딕" w:cs="맑은 고딕"/>
-          <w:b/>
-          <w:color w:val="000000"/>
-          <w:u w:val="single"/>
-        </w:rPr>
         <w:t>② 농공단지 폐수종말처리장과 그 전단계 오염물질 방지시설로 전처리 공동방지시설을 설치한 경우, 양 시설의 설치 및 운영의 비용부담, 위치와 설계·구조상 밀접성 및 상호 보완관계 등에 비추어 유기적 일체성을 가진 하나의 시설로 봄이 상당하므로 법령에 의한 종말처리장의 방류수 수질기준과는 별도로 시행규칙 [별표 5] 비고가 규정한 바에 의하여 별도의 배출허용기준을 고시할 수 없다.</w:t>
       </w:r>
-    </w:p>
-    <w:p>
-      <w:pPr>
-        <w:autoSpaceDN w:val="0"/>
-        <w:autoSpaceDE w:val="0"/>
-      </w:pPr>
     </w:p>
     <w:p>
       <w:pPr>
